--- a/CÔNG TY TNHH YUFA VIỆT NAM/GPKD.docx
+++ b/CÔNG TY TNHH YUFA VIỆT NAM/GPKD.docx
@@ -1,33 +1,15 @@
 
 <file path=word/document.xml><?xml version="1.0" encoding="utf-8"?>
-<w:document xmlns:wpc="http://schemas.microsoft.com/office/word/2010/wordprocessingCanvas" xmlns:cx="http://schemas.microsoft.com/office/drawing/2014/chartex" xmlns:cx1="http://schemas.microsoft.com/office/drawing/2015/9/8/chartex" xmlns:mc="http://schemas.openxmlformats.org/markup-compatibility/2006" xmlns:o="urn:schemas-microsoft-com:office:office" xmlns:r="http://schemas.openxmlformats.org/officeDocument/2006/relationships" xmlns:m="http://schemas.openxmlformats.org/officeDocument/2006/math" xmlns:v="urn:schemas-microsoft-com:vml" xmlns:wp14="http://schemas.microsoft.com/office/word/2010/wordprocessingDrawing" xmlns:wp="http://schemas.openxmlformats.org/drawingml/2006/wordprocessingDrawing" xmlns:w10="urn:schemas-microsoft-com:office:word" xmlns:w="http://schemas.openxmlformats.org/wordprocessingml/2006/main" xmlns:w14="http://schemas.microsoft.com/office/word/2010/wordml" xmlns:w15="http://schemas.microsoft.com/office/word/2012/wordml" xmlns:w16se="http://schemas.microsoft.com/office/word/2015/wordml/symex" xmlns:wpg="http://schemas.microsoft.com/office/word/2010/wordprocessingGroup" xmlns:wpi="http://schemas.microsoft.com/office/word/2010/wordprocessingInk" xmlns:wne="http://schemas.microsoft.com/office/word/2006/wordml" xmlns:wps="http://schemas.microsoft.com/office/word/2010/wordprocessingShape" mc:Ignorable="w14 w15 w16se wp14">
+<w:document xmlns:wpc="http://schemas.microsoft.com/office/word/2010/wordprocessingCanvas" xmlns:cx="http://schemas.microsoft.com/office/drawing/2014/chartex" xmlns:mc="http://schemas.openxmlformats.org/markup-compatibility/2006" xmlns:o="urn:schemas-microsoft-com:office:office" xmlns:r="http://schemas.openxmlformats.org/officeDocument/2006/relationships" xmlns:m="http://schemas.openxmlformats.org/officeDocument/2006/math" xmlns:v="urn:schemas-microsoft-com:vml" xmlns:wp14="http://schemas.microsoft.com/office/word/2010/wordprocessingDrawing" xmlns:wp="http://schemas.openxmlformats.org/drawingml/2006/wordprocessingDrawing" xmlns:w10="urn:schemas-microsoft-com:office:word" xmlns:w="http://schemas.openxmlformats.org/wordprocessingml/2006/main" xmlns:w14="http://schemas.microsoft.com/office/word/2010/wordml" xmlns:w15="http://schemas.microsoft.com/office/word/2012/wordml" xmlns:w16se="http://schemas.microsoft.com/office/word/2015/wordml/symex" xmlns:wpg="http://schemas.microsoft.com/office/word/2010/wordprocessingGroup" xmlns:wpi="http://schemas.microsoft.com/office/word/2010/wordprocessingInk" xmlns:wne="http://schemas.microsoft.com/office/word/2006/wordml" xmlns:wps="http://schemas.microsoft.com/office/word/2010/wordprocessingShape" mc:Ignorable="w14 w15 w16se wp14">
   <w:body>
     <w:p>
       <w:r>
-        <w:t>S</w:t>
-      </w:r>
-      <w:r>
-        <w:t>Ở</w:t>
-      </w:r>
-      <w:r>
-        <w:t xml:space="preserve"> TÀI CHÍNH</w:t>
+        <w:t>SỞ TÀI CHÍNH</w:t>
       </w:r>
     </w:p>
     <w:p>
       <w:r>
-        <w:t>THÀNH PH</w:t>
-      </w:r>
-      <w:r>
-        <w:t>Ố</w:t>
-      </w:r>
-      <w:r>
-        <w:t xml:space="preserve"> H</w:t>
-      </w:r>
-      <w:r>
-        <w:t>Ồ</w:t>
-      </w:r>
-      <w:r>
-        <w:t xml:space="preserve"> CHÍ MINH</w:t>
+        <w:t>THÀNH PHỐ HỒ CHÍ MINH</w:t>
       </w:r>
     </w:p>
     <w:p>
@@ -38,158 +20,35 @@
     <w:p/>
     <w:p>
       <w:r>
-        <w:t>C</w:t>
-      </w:r>
-      <w:r>
-        <w:t>Ộ</w:t>
-      </w:r>
-      <w:r>
-        <w:t>NG HÒA XÃ H</w:t>
-      </w:r>
-      <w:r>
-        <w:t>Ộ</w:t>
-      </w:r>
-      <w:r>
-        <w:t>I CH</w:t>
-      </w:r>
-      <w:r>
-        <w:t>Ủ</w:t>
-      </w:r>
-      <w:r>
-        <w:t xml:space="preserve"> NGHĨA VI</w:t>
-      </w:r>
-      <w:r>
-        <w:t>Ệ</w:t>
-      </w:r>
-      <w:r>
-        <w:t>T NAM</w:t>
+        <w:t>CỘNG HÒA XÃ HỘI CHỦ NGHĨA VIỆT NAM</w:t>
       </w:r>
     </w:p>
     <w:p>
       <w:r>
-        <w:t>Đ</w:t>
-      </w:r>
-      <w:r>
-        <w:t>ộ</w:t>
-      </w:r>
-      <w:r>
-        <w:t>c l</w:t>
-      </w:r>
-      <w:r>
-        <w:t>ậ</w:t>
-      </w:r>
-      <w:r>
-        <w:t>p - T</w:t>
-      </w:r>
-      <w:r>
-        <w:t>ự</w:t>
-      </w:r>
-      <w:r>
-        <w:t xml:space="preserve"> do - H</w:t>
-      </w:r>
-      <w:r>
-        <w:t>ạ</w:t>
-      </w:r>
-      <w:r>
-        <w:t>nh phúc</w:t>
+        <w:t>Độc lập - Tự do - Hạnh phúc</w:t>
       </w:r>
     </w:p>
     <w:p/>
     <w:p>
       <w:r>
-        <w:t>GI</w:t>
-      </w:r>
-      <w:r>
-        <w:t>Ấ</w:t>
-      </w:r>
-      <w:r>
-        <w:t>Y CH</w:t>
-      </w:r>
-      <w:r>
-        <w:t>Ứ</w:t>
-      </w:r>
-      <w:r>
-        <w:t>NG NH</w:t>
-      </w:r>
-      <w:r>
-        <w:t>Ậ</w:t>
-      </w:r>
-      <w:r>
-        <w:t>N ĐĂNG KÝ DOANH NGHI</w:t>
-      </w:r>
-      <w:r>
-        <w:t>Ệ</w:t>
-      </w:r>
-      <w:r>
-        <w:t>P</w:t>
+        <w:t>GIẤY CHỨNG NHẬN ĐĂNG KÝ DOANH NGHIỆP</w:t>
       </w:r>
     </w:p>
     <w:p>
       <w:r>
-        <w:t>CÔNG TY TRÁCH NHI</w:t>
-      </w:r>
-      <w:r>
-        <w:t>Ệ</w:t>
-      </w:r>
-      <w:r>
-        <w:t>M H</w:t>
-      </w:r>
-      <w:r>
-        <w:t>Ữ</w:t>
-      </w:r>
-      <w:r>
-        <w:t>U H</w:t>
-      </w:r>
-      <w:r>
-        <w:t>Ạ</w:t>
-      </w:r>
-      <w:r>
-        <w:t>N M</w:t>
-      </w:r>
-      <w:r>
-        <w:t>Ộ</w:t>
-      </w:r>
-      <w:r>
-        <w:t>T THÀNH VIÊN</w:t>
+        <w:t>CÔNG TY TRÁCH NHIỆM HỮU HẠN MỘT THÀNH VIÊN</w:t>
       </w:r>
     </w:p>
     <w:p/>
     <w:p>
       <w:r>
-        <w:t>Mã s</w:t>
-      </w:r>
-      <w:r>
-        <w:t>ố</w:t>
-      </w:r>
-      <w:r>
-        <w:t xml:space="preserve"> doanh nghi</w:t>
-      </w:r>
-      <w:r>
-        <w:t>ệ</w:t>
-      </w:r>
-      <w:r>
-        <w:t>p: 3703430682</w:t>
+        <w:t>Mã số doanh nghiệp: 3703430682</w:t>
       </w:r>
     </w:p>
     <w:p/>
     <w:p>
       <w:r>
-        <w:t>Đăng ký l</w:t>
-      </w:r>
-      <w:r>
-        <w:t>ầ</w:t>
-      </w:r>
-      <w:r>
-        <w:t>n đ</w:t>
-      </w:r>
-      <w:r>
-        <w:t>ầ</w:t>
-      </w:r>
-      <w:r>
-        <w:t xml:space="preserve">u: </w:t>
-      </w:r>
-      <w:r>
-        <w:t>ngày 16 tháng 01 năm 2026</w:t>
+        <w:t>Đăng ký lần đầu: ngày 16 tháng 01 năm 2026</w:t>
       </w:r>
     </w:p>
     <w:p/>
@@ -201,72 +60,18 @@
     <w:p/>
     <w:p>
       <w:r>
-        <w:t>Tên công ty vi</w:t>
-      </w:r>
-      <w:r>
-        <w:t>ế</w:t>
-      </w:r>
-      <w:r>
-        <w:t>t b</w:t>
-      </w:r>
-      <w:r>
-        <w:t>ằ</w:t>
-      </w:r>
-      <w:r>
-        <w:t>ng ti</w:t>
-      </w:r>
-      <w:r>
-        <w:t>ế</w:t>
-      </w:r>
-      <w:r>
-        <w:t>ng Vi</w:t>
-      </w:r>
-      <w:r>
-        <w:t>ệ</w:t>
-      </w:r>
-      <w:r>
-        <w:t>t:</w:t>
+        <w:t>Tên công ty viết bằng tiếng Việt:</w:t>
       </w:r>
     </w:p>
     <w:p>
       <w:r>
-        <w:t>CÔNG TY TNHH YUFA VI</w:t>
-      </w:r>
-      <w:r>
-        <w:t>Ệ</w:t>
-      </w:r>
-      <w:r>
-        <w:t>T NAM</w:t>
+        <w:t>CÔNG TY TNHH YUFA VIỆT NAM</w:t>
       </w:r>
     </w:p>
     <w:p/>
     <w:p>
       <w:r>
-        <w:t>Tên công ty vi</w:t>
-      </w:r>
-      <w:r>
-        <w:t>ế</w:t>
-      </w:r>
-      <w:r>
-        <w:t>t b</w:t>
-      </w:r>
-      <w:r>
-        <w:t>ằ</w:t>
-      </w:r>
-      <w:r>
-        <w:t>ng ti</w:t>
-      </w:r>
-      <w:r>
-        <w:t>ế</w:t>
-      </w:r>
-      <w:r>
-        <w:t>ng nư</w:t>
-      </w:r>
-      <w:r>
-        <w:t>ớ</w:t>
-      </w:r>
-      <w:r>
-        <w:t>c ngoài:</w:t>
+        <w:t>Tên công ty viết bằng tiếng nước ngoài:</w:t>
       </w:r>
     </w:p>
     <w:p>
@@ -277,19 +82,7 @@
     <w:p/>
     <w:p>
       <w:r>
-        <w:t>Tên công ty vi</w:t>
-      </w:r>
-      <w:r>
-        <w:t>ế</w:t>
-      </w:r>
-      <w:r>
-        <w:t>t t</w:t>
-      </w:r>
-      <w:r>
-        <w:t>ắ</w:t>
-      </w:r>
-      <w:r>
-        <w:t>t:</w:t>
+        <w:t>Tên công ty viết tắt:</w:t>
       </w:r>
     </w:p>
     <w:p>
@@ -300,115 +93,13 @@
     <w:p/>
     <w:p>
       <w:r>
-        <w:t>2. Đ</w:t>
-      </w:r>
-      <w:r>
-        <w:t>ị</w:t>
-      </w:r>
-      <w:r>
-        <w:t>a ch</w:t>
-      </w:r>
-      <w:r>
-        <w:t>ỉ</w:t>
-      </w:r>
-      <w:r>
-        <w:t xml:space="preserve"> tr</w:t>
-      </w:r>
-      <w:r>
-        <w:t>ụ</w:t>
-      </w:r>
-      <w:r>
-        <w:t xml:space="preserve"> s</w:t>
-      </w:r>
-      <w:r>
-        <w:t>ở</w:t>
-      </w:r>
-      <w:r>
-        <w:t xml:space="preserve"> chính</w:t>
+        <w:t>2. Địa chỉ trụ sở chính</w:t>
       </w:r>
     </w:p>
     <w:p/>
     <w:p>
       <w:r>
-        <w:t>Th</w:t>
-      </w:r>
-      <w:r>
-        <w:t>ử</w:t>
-      </w:r>
-      <w:r>
-        <w:t>a đ</w:t>
-      </w:r>
-      <w:r>
-        <w:t>ấ</w:t>
-      </w:r>
-      <w:r>
-        <w:t>t s</w:t>
-      </w:r>
-      <w:r>
-        <w:t>ố</w:t>
-      </w:r>
-      <w:r>
-        <w:t xml:space="preserve"> 416, t</w:t>
-      </w:r>
-      <w:r>
-        <w:t>ờ</w:t>
-      </w:r>
-      <w:r>
-        <w:t xml:space="preserve"> b</w:t>
-      </w:r>
-      <w:r>
-        <w:t>ả</w:t>
-      </w:r>
-      <w:r>
-        <w:t>n đ</w:t>
-      </w:r>
-      <w:r>
-        <w:t>ồ</w:t>
-      </w:r>
-      <w:r>
-        <w:t xml:space="preserve"> s</w:t>
-      </w:r>
-      <w:r>
-        <w:t>ố</w:t>
-      </w:r>
-      <w:r>
-        <w:t xml:space="preserve"> 14, khu ph</w:t>
-      </w:r>
-      <w:r>
-        <w:t>ố</w:t>
-      </w:r>
-      <w:r>
-        <w:t xml:space="preserve"> Hóa Nh</w:t>
-      </w:r>
-      <w:r>
-        <w:t>ự</w:t>
-      </w:r>
-      <w:r>
-        <w:t>t, Phư</w:t>
-      </w:r>
-      <w:r>
-        <w:t>ờ</w:t>
-      </w:r>
-      <w:r>
-        <w:t>ng Tân Khánh, Thành ph</w:t>
-      </w:r>
-      <w:r>
-        <w:t>ố</w:t>
-      </w:r>
-      <w:r>
-        <w:t xml:space="preserve"> H</w:t>
-      </w:r>
-      <w:r>
-        <w:t>ồ</w:t>
-      </w:r>
-      <w:r>
-        <w:t xml:space="preserve"> Chí Minh, Vi</w:t>
-      </w:r>
-      <w:r>
-        <w:t>ệ</w:t>
-      </w:r>
-      <w:r>
-        <w:t>t Nam</w:t>
+        <w:t>Thửa đất số 416, tờ bản đồ số 14, khu phố Hóa Nhựt, Phường Tân Khánh, Thành phố Hồ Chí Minh, Việt Nam</w:t>
       </w:r>
     </w:p>
     <w:p>
@@ -424,30 +115,12 @@
     </w:p>
     <w:p>
       <w:r>
-        <w:t>Đi</w:t>
-      </w:r>
-      <w:r>
-        <w:t>ệ</w:t>
-      </w:r>
-      <w:r>
-        <w:t>n tho</w:t>
-      </w:r>
-      <w:r>
-        <w:t>ạ</w:t>
-      </w:r>
-      <w:r>
-        <w:t>i: 0862193543</w:t>
+        <w:t>Điện thoại: 0862193543</w:t>
       </w:r>
     </w:p>
     <w:p>
       <w:r>
-        <w:t>S</w:t>
-      </w:r>
-      <w:r>
-        <w:t>ố</w:t>
-      </w:r>
-      <w:r>
-        <w:t xml:space="preserve"> Fax:</w:t>
+        <w:t>Số Fax:</w:t>
       </w:r>
     </w:p>
     <w:p>
@@ -457,164 +130,42 @@
     </w:p>
     <w:p>
       <w:r>
-        <w:t>Thư đi</w:t>
-      </w:r>
-      <w:r>
-        <w:t>ệ</w:t>
-      </w:r>
-      <w:r>
-        <w:t>n t</w:t>
-      </w:r>
-      <w:r>
-        <w:t>ử</w:t>
-      </w:r>
-      <w:r>
-        <w:t>: baothanh@163.com</w:t>
+        <w:t>Thư điện tử: baothanh@163.com</w:t>
       </w:r>
     </w:p>
     <w:p/>
     <w:p>
       <w:r>
-        <w:t>3. V</w:t>
-      </w:r>
-      <w:r>
-        <w:t>ố</w:t>
-      </w:r>
-      <w:r>
-        <w:t>n đi</w:t>
-      </w:r>
-      <w:r>
-        <w:t>ề</w:t>
-      </w:r>
-      <w:r>
-        <w:t>u l</w:t>
-      </w:r>
-      <w:r>
-        <w:t>ệ</w:t>
+        <w:t>3. Vốn điều lệ</w:t>
       </w:r>
     </w:p>
     <w:p/>
     <w:p>
       <w:r>
-        <w:t>3.000.000.000 đ</w:t>
-      </w:r>
-      <w:r>
-        <w:t>ồ</w:t>
-      </w:r>
-      <w:r>
-        <w:t>ng.</w:t>
+        <w:t>3.000.000.000 đồng.</w:t>
       </w:r>
     </w:p>
     <w:p/>
     <w:p>
       <w:r>
-        <w:t>B</w:t>
-      </w:r>
-      <w:r>
-        <w:t>ằ</w:t>
-      </w:r>
-      <w:r>
-        <w:t>ng ch</w:t>
-      </w:r>
-      <w:r>
-        <w:t>ữ</w:t>
-      </w:r>
-      <w:r>
-        <w:t>: Ba t</w:t>
-      </w:r>
-      <w:r>
-        <w:t>ỷ</w:t>
-      </w:r>
-      <w:r>
-        <w:t xml:space="preserve"> đ</w:t>
-      </w:r>
-      <w:r>
-        <w:t>ồ</w:t>
-      </w:r>
-      <w:r>
-        <w:t>ng</w:t>
+        <w:t>Bằng chữ: Ba tỷ đồng</w:t>
       </w:r>
     </w:p>
     <w:p/>
     <w:p>
       <w:r>
-        <w:t>4. Thông tin v</w:t>
-      </w:r>
-      <w:r>
-        <w:t>ề</w:t>
-      </w:r>
-      <w:r>
-        <w:t xml:space="preserve"> ch</w:t>
-      </w:r>
-      <w:r>
-        <w:t>ủ</w:t>
-      </w:r>
-      <w:r>
-        <w:t xml:space="preserve"> s</w:t>
-      </w:r>
-      <w:r>
-        <w:t>ở</w:t>
-      </w:r>
-      <w:r>
-        <w:t xml:space="preserve"> h</w:t>
-      </w:r>
-      <w:r>
-        <w:t>ữ</w:t>
-      </w:r>
-      <w:r>
-        <w:t>u</w:t>
+        <w:t>4. Thông tin về chủ sở hữu</w:t>
       </w:r>
     </w:p>
     <w:p/>
     <w:p>
       <w:r>
-        <w:t>H</w:t>
+        <w:t>Họ, chữ đệm và tên: HÀ THỊ BÍCH NGOAN</w:t>
       </w:r>
-      <w:r>
-        <w:t>ọ</w:t>
-      </w:r>
-      <w:r>
-        <w:t>, ch</w:t>
-      </w:r>
-      <w:r>
-        <w:t>ữ</w:t>
-      </w:r>
-      <w:r>
-        <w:t xml:space="preserve"> đ</w:t>
-      </w:r>
-      <w:r>
-        <w:t>ệ</w:t>
-      </w:r>
-      <w:r>
-        <w:t xml:space="preserve">m </w:t>
-      </w:r>
-      <w:r>
-        <w:t xml:space="preserve">và tên: </w:t>
-      </w:r>
-      <w:bookmarkStart w:id="0" w:name="_GoBack"/>
-      <w:r>
-        <w:t>HÀ TH</w:t>
-      </w:r>
-      <w:r>
-        <w:t>Ị</w:t>
-      </w:r>
-      <w:r>
-        <w:t xml:space="preserve"> BÍCH NGOAN</w:t>
-      </w:r>
-      <w:bookmarkEnd w:id="0"/>
     </w:p>
     <w:p>
       <w:r>
-        <w:t>Gi</w:t>
-      </w:r>
-      <w:r>
-        <w:t>ớ</w:t>
-      </w:r>
-      <w:r>
-        <w:t>i tính: N</w:t>
-      </w:r>
-      <w:r>
-        <w:t>ữ</w:t>
+        <w:t>Giới tính: Nữ</w:t>
       </w:r>
     </w:p>
     <w:p/>
@@ -625,236 +176,53 @@
     </w:p>
     <w:p>
       <w:r>
-        <w:t>Qu</w:t>
-      </w:r>
-      <w:r>
-        <w:t>ố</w:t>
-      </w:r>
-      <w:r>
-        <w:t>c t</w:t>
-      </w:r>
-      <w:r>
-        <w:t>ị</w:t>
-      </w:r>
-      <w:r>
-        <w:t>ch: Vi</w:t>
-      </w:r>
-      <w:r>
-        <w:t>ệ</w:t>
-      </w:r>
-      <w:r>
-        <w:t>t Nam</w:t>
+        <w:t>Quốc tịch: Việt Nam</w:t>
       </w:r>
     </w:p>
     <w:p/>
     <w:p>
       <w:r>
-        <w:t>S</w:t>
-      </w:r>
-      <w:r>
-        <w:t>ố</w:t>
-      </w:r>
-      <w:r>
-        <w:t xml:space="preserve"> đ</w:t>
-      </w:r>
-      <w:r>
-        <w:t>ị</w:t>
-      </w:r>
-      <w:r>
-        <w:t>nh danh cá nhân: 089307007040</w:t>
+        <w:t>Số định danh cá nhân: 089307007040</w:t>
       </w:r>
     </w:p>
     <w:p/>
     <w:p>
       <w:r>
-        <w:t>Đ</w:t>
-      </w:r>
-      <w:r>
-        <w:t>ị</w:t>
-      </w:r>
-      <w:r>
-        <w:t>a ch</w:t>
-      </w:r>
-      <w:r>
-        <w:t>ỉ</w:t>
-      </w:r>
-      <w:r>
-        <w:t xml:space="preserve"> liên l</w:t>
-      </w:r>
-      <w:r>
-        <w:t>ạ</w:t>
-      </w:r>
-      <w:r>
-        <w:t>c:</w:t>
+        <w:t>Địa chỉ liên lạc:</w:t>
       </w:r>
     </w:p>
     <w:p>
       <w:r>
-        <w:t>Công ty TNHH Công C</w:t>
-      </w:r>
-      <w:r>
-        <w:t>ụ</w:t>
-      </w:r>
-      <w:r>
-        <w:t xml:space="preserve"> C</w:t>
-      </w:r>
-      <w:r>
-        <w:t>ắ</w:t>
-      </w:r>
-      <w:r>
-        <w:t>t Chính Xác Hoàng L</w:t>
-      </w:r>
-      <w:r>
-        <w:t>ợ</w:t>
-      </w:r>
-      <w:r>
-        <w:t>i VN T</w:t>
-      </w:r>
-      <w:r>
-        <w:t>ổ</w:t>
-      </w:r>
-      <w:r>
-        <w:t xml:space="preserve"> 3, khu ph</w:t>
-      </w:r>
-      <w:r>
-        <w:t>ố</w:t>
-      </w:r>
-      <w:r>
-        <w:t xml:space="preserve"> Khánh Tân, Phư</w:t>
-      </w:r>
-      <w:r>
-        <w:t>ờ</w:t>
-      </w:r>
-      <w:r>
-        <w:t>ng Tân Hi</w:t>
-      </w:r>
-      <w:r>
-        <w:t>ệ</w:t>
-      </w:r>
-      <w:r>
-        <w:t>p, Thành ph</w:t>
-      </w:r>
-      <w:r>
-        <w:t>ố</w:t>
-      </w:r>
-      <w:r>
-        <w:t xml:space="preserve"> H</w:t>
-      </w:r>
-      <w:r>
-        <w:t>ồ</w:t>
-      </w:r>
-      <w:r>
-        <w:t xml:space="preserve"> Chí</w:t>
-      </w:r>
-      <w:r>
-        <w:t xml:space="preserve"> Minh, Vi</w:t>
-      </w:r>
-      <w:r>
-        <w:t>ệ</w:t>
-      </w:r>
-      <w:r>
-        <w:t>t Nam</w:t>
+        <w:t>Công ty TNHH Công Cụ Cắt Chính Xác Hoàng Lợi VN Tổ 3, khu phố Khánh Tân, Phường Tân Hiệp, Thành phố Hồ Chí Minh, Việt Nam</w:t>
       </w:r>
     </w:p>
     <w:p/>
     <w:p>
       <w:r>
-        <w:t>5. Ngư</w:t>
-      </w:r>
-      <w:r>
-        <w:t>ờ</w:t>
-      </w:r>
-      <w:r>
-        <w:t>i đ</w:t>
-      </w:r>
-      <w:r>
-        <w:t>ạ</w:t>
-      </w:r>
-      <w:r>
-        <w:t>i di</w:t>
-      </w:r>
-      <w:r>
-        <w:t>ệ</w:t>
-      </w:r>
-      <w:r>
-        <w:t>n theo pháp lu</w:t>
-      </w:r>
-      <w:r>
-        <w:t>ậ</w:t>
-      </w:r>
-      <w:r>
-        <w:t>t c</w:t>
-      </w:r>
-      <w:r>
-        <w:t>ủ</w:t>
-      </w:r>
-      <w:r>
-        <w:t>a công ty</w:t>
+        <w:t>5. Người đại diện theo pháp luật của công ty</w:t>
       </w:r>
     </w:p>
     <w:p/>
     <w:p>
       <w:r>
-        <w:t>H</w:t>
-      </w:r>
-      <w:r>
-        <w:t>ọ</w:t>
-      </w:r>
-      <w:r>
-        <w:t>, ch</w:t>
-      </w:r>
-      <w:r>
-        <w:t>ữ</w:t>
-      </w:r>
-      <w:r>
-        <w:t xml:space="preserve"> đ</w:t>
-      </w:r>
-      <w:r>
-        <w:t>ệ</w:t>
-      </w:r>
-      <w:r>
-        <w:t>m và tên: ZENG, QINGLIN</w:t>
+        <w:t>Họ, chữ đệm và tên: ZENG, QINGLIN</w:t>
       </w:r>
     </w:p>
     <w:p/>
     <w:p>
       <w:r>
-        <w:t>Ch</w:t>
-      </w:r>
-      <w:r>
-        <w:t>ứ</w:t>
-      </w:r>
-      <w:r>
-        <w:t>c danh:</w:t>
+        <w:t>Chức danh:</w:t>
       </w:r>
     </w:p>
     <w:p>
       <w:r>
-        <w:t>T</w:t>
-      </w:r>
-      <w:r>
-        <w:t>Ổ</w:t>
-      </w:r>
-      <w:r>
-        <w:t>NG GIÁM Đ</w:t>
-      </w:r>
-      <w:r>
-        <w:t>Ố</w:t>
-      </w:r>
-      <w:r>
-        <w:t>C</w:t>
+        <w:t>TỔNG GIÁM ĐỐC</w:t>
       </w:r>
     </w:p>
     <w:p/>
     <w:p>
       <w:r>
-        <w:t>Gi</w:t>
-      </w:r>
-      <w:r>
-        <w:t>ớ</w:t>
-      </w:r>
-      <w:r>
-        <w:t>i tính: Nam</w:t>
+        <w:t>Giới tính: Nam</w:t>
       </w:r>
     </w:p>
     <w:p/>
@@ -866,220 +234,42 @@
     <w:p/>
     <w:p>
       <w:r>
-        <w:t>Qu</w:t>
-      </w:r>
-      <w:r>
-        <w:t>ố</w:t>
-      </w:r>
-      <w:r>
-        <w:t>c t</w:t>
-      </w:r>
-      <w:r>
-        <w:t>ị</w:t>
-      </w:r>
-      <w:r>
-        <w:t>ch: Trung Qu</w:t>
-      </w:r>
-      <w:r>
-        <w:t>ố</w:t>
-      </w:r>
-      <w:r>
-        <w:t>c</w:t>
+        <w:t>Quốc tịch: Trung Quốc</w:t>
       </w:r>
     </w:p>
     <w:p/>
     <w:p>
       <w:r>
-        <w:t>H</w:t>
-      </w:r>
-      <w:r>
-        <w:t>ộ</w:t>
-      </w:r>
-      <w:r>
-        <w:t xml:space="preserve"> chi</w:t>
-      </w:r>
-      <w:r>
-        <w:t>ế</w:t>
-      </w:r>
-      <w:r>
-        <w:t>u nư</w:t>
-      </w:r>
-      <w:r>
-        <w:t>ớ</w:t>
-      </w:r>
-      <w:r>
-        <w:t>c ngoài: EE6165813</w:t>
+        <w:t>Hộ chiếu nước ngoài: EE6165813</w:t>
       </w:r>
     </w:p>
     <w:p/>
     <w:p>
       <w:r>
-        <w:t>Ngày c</w:t>
-      </w:r>
-      <w:r>
-        <w:t>ấ</w:t>
-      </w:r>
-      <w:r>
-        <w:t>p: 23/11/2018</w:t>
+        <w:t>Ngày cấp: 23/11/2018</w:t>
       </w:r>
     </w:p>
     <w:p>
       <w:r>
-        <w:t xml:space="preserve">Nơi </w:t>
-      </w:r>
-      <w:r>
-        <w:t>c</w:t>
-      </w:r>
-      <w:r>
-        <w:t>ấ</w:t>
-      </w:r>
-      <w:r>
-        <w:t>p: Trung Qu</w:t>
-      </w:r>
-      <w:r>
-        <w:t>ố</w:t>
-      </w:r>
-      <w:r>
-        <w:t>c</w:t>
+        <w:t>Nơi cấp: Trung Quốc</w:t>
       </w:r>
     </w:p>
     <w:p/>
     <w:p>
       <w:r>
-        <w:t>Đ</w:t>
-      </w:r>
-      <w:r>
-        <w:t>ị</w:t>
-      </w:r>
-      <w:r>
-        <w:t>a ch</w:t>
-      </w:r>
-      <w:r>
-        <w:t>ỉ</w:t>
-      </w:r>
-      <w:r>
-        <w:t xml:space="preserve"> liên l</w:t>
-      </w:r>
-      <w:r>
-        <w:t>ạ</w:t>
-      </w:r>
-      <w:r>
-        <w:t>c:</w:t>
+        <w:t>Địa chỉ liên lạc:</w:t>
       </w:r>
     </w:p>
     <w:p>
       <w:r>
-        <w:t>Th</w:t>
-      </w:r>
-      <w:r>
-        <w:t>ử</w:t>
-      </w:r>
-      <w:r>
-        <w:t>a đ</w:t>
-      </w:r>
-      <w:r>
-        <w:t>ấ</w:t>
-      </w:r>
-      <w:r>
-        <w:t>t s</w:t>
-      </w:r>
-      <w:r>
-        <w:t>ố</w:t>
-      </w:r>
-      <w:r>
-        <w:t xml:space="preserve"> 956, t</w:t>
-      </w:r>
-      <w:r>
-        <w:t>ờ</w:t>
-      </w:r>
-      <w:r>
-        <w:t xml:space="preserve"> b</w:t>
-      </w:r>
-      <w:r>
-        <w:t>ả</w:t>
-      </w:r>
-      <w:r>
-        <w:t>n đ</w:t>
-      </w:r>
-      <w:r>
-        <w:t>ồ</w:t>
-      </w:r>
-      <w:r>
-        <w:t xml:space="preserve"> s</w:t>
-      </w:r>
-      <w:r>
-        <w:t>ố</w:t>
-      </w:r>
-      <w:r>
-        <w:t xml:space="preserve"> 27, t</w:t>
-      </w:r>
-      <w:r>
-        <w:t>ổ</w:t>
-      </w:r>
-      <w:r>
-        <w:t xml:space="preserve"> 1, khu ph</w:t>
-      </w:r>
-      <w:r>
-        <w:t>ố</w:t>
-      </w:r>
-      <w:r>
-        <w:t xml:space="preserve"> Tân Long, Phư</w:t>
-      </w:r>
-      <w:r>
-        <w:t>ờ</w:t>
-      </w:r>
-      <w:r>
-        <w:t>ng Tân Hi</w:t>
-      </w:r>
-      <w:r>
-        <w:t>ệ</w:t>
-      </w:r>
-      <w:r>
-        <w:t>p, Thành ph</w:t>
-      </w:r>
-      <w:r>
-        <w:t>ố</w:t>
-      </w:r>
-      <w:r>
-        <w:t xml:space="preserve"> H</w:t>
-      </w:r>
-      <w:r>
-        <w:t>ồ</w:t>
-      </w:r>
-      <w:r>
-        <w:t xml:space="preserve"> Chí Minh, Vi</w:t>
-      </w:r>
-      <w:r>
-        <w:t>ệ</w:t>
-      </w:r>
-      <w:r>
-        <w:t>t Nam</w:t>
+        <w:t>Thửa đất số 956, tờ bản đồ số 27, tổ 1, khu phố Tân Long, Phường Tân Hiệp, Thành phố Hồ Chí Minh, Việt Nam</w:t>
       </w:r>
     </w:p>
     <w:p/>
     <w:p>
-      <w:r>
-        <w:t>KT. TRƯ</w:t>
-      </w:r>
-      <w:r>
-        <w:t>Ở</w:t>
-      </w:r>
-      <w:r>
-        <w:t>NG PHÒNG</w:t>
-      </w:r>
+      <w:bookmarkStart w:id="0" w:name="_GoBack"/>
+      <w:bookmarkEnd w:id="0"/>
     </w:p>
-    <w:p>
-      <w:r>
-        <w:t>PHÓ TRƯ</w:t>
-      </w:r>
-      <w:r>
-        <w:t>Ở</w:t>
-      </w:r>
-      <w:r>
-        <w:t>NG PHÒNG</w:t>
-      </w:r>
-    </w:p>
-    <w:p/>
     <w:sectPr>
       <w:pgSz w:w="12240" w:h="15840"/>
       <w:pgMar w:top="1440" w:right="1800" w:bottom="1440" w:left="1800" w:header="720" w:footer="720" w:gutter="0"/>
@@ -1091,7 +281,7 @@
 </file>
 
 <file path=word/numbering.xml><?xml version="1.0" encoding="utf-8"?>
-<w:numbering xmlns:wpc="http://schemas.microsoft.com/office/word/2010/wordprocessingCanvas" xmlns:cx="http://schemas.microsoft.com/office/drawing/2014/chartex" xmlns:cx1="http://schemas.microsoft.com/office/drawing/2015/9/8/chartex" xmlns:mc="http://schemas.openxmlformats.org/markup-compatibility/2006" xmlns:o="urn:schemas-microsoft-com:office:office" xmlns:r="http://schemas.openxmlformats.org/officeDocument/2006/relationships" xmlns:m="http://schemas.openxmlformats.org/officeDocument/2006/math" xmlns:v="urn:schemas-microsoft-com:vml" xmlns:wp14="http://schemas.microsoft.com/office/word/2010/wordprocessingDrawing" xmlns:wp="http://schemas.openxmlformats.org/drawingml/2006/wordprocessingDrawing" xmlns:w10="urn:schemas-microsoft-com:office:word" xmlns:w="http://schemas.openxmlformats.org/wordprocessingml/2006/main" xmlns:w14="http://schemas.microsoft.com/office/word/2010/wordml" xmlns:w15="http://schemas.microsoft.com/office/word/2012/wordml" xmlns:w16se="http://schemas.microsoft.com/office/word/2015/wordml/symex" xmlns:wpg="http://schemas.microsoft.com/office/word/2010/wordprocessingGroup" xmlns:wpi="http://schemas.microsoft.com/office/word/2010/wordprocessingInk" xmlns:wne="http://schemas.microsoft.com/office/word/2006/wordml" xmlns:wps="http://schemas.microsoft.com/office/word/2010/wordprocessingShape" mc:Ignorable="w14 w15 w16se wp14">
+<w:numbering xmlns:wpc="http://schemas.microsoft.com/office/word/2010/wordprocessingCanvas" xmlns:cx="http://schemas.microsoft.com/office/drawing/2014/chartex" xmlns:mc="http://schemas.openxmlformats.org/markup-compatibility/2006" xmlns:o="urn:schemas-microsoft-com:office:office" xmlns:r="http://schemas.openxmlformats.org/officeDocument/2006/relationships" xmlns:m="http://schemas.openxmlformats.org/officeDocument/2006/math" xmlns:v="urn:schemas-microsoft-com:vml" xmlns:wp14="http://schemas.microsoft.com/office/word/2010/wordprocessingDrawing" xmlns:wp="http://schemas.openxmlformats.org/drawingml/2006/wordprocessingDrawing" xmlns:w10="urn:schemas-microsoft-com:office:word" xmlns:w="http://schemas.openxmlformats.org/wordprocessingml/2006/main" xmlns:w14="http://schemas.microsoft.com/office/word/2010/wordml" xmlns:w15="http://schemas.microsoft.com/office/word/2012/wordml" xmlns:w16se="http://schemas.microsoft.com/office/word/2015/wordml/symex" xmlns:wpg="http://schemas.microsoft.com/office/word/2010/wordprocessingGroup" xmlns:wpi="http://schemas.microsoft.com/office/word/2010/wordprocessingInk" xmlns:wne="http://schemas.microsoft.com/office/word/2006/wordml" xmlns:wps="http://schemas.microsoft.com/office/word/2010/wordprocessingShape" mc:Ignorable="w14 w15 w16se wp14">
   <w:abstractNum w:abstractNumId="0" w15:restartNumberingAfterBreak="0">
     <w:nsid w:val="FFFFFF7C"/>
     <w:multiLevelType w:val="singleLevel"/>
@@ -12999,7 +12189,7 @@
 </file>
 
 <file path=customXml/itemProps1.xml><?xml version="1.0" encoding="utf-8"?>
-<ds:datastoreItem xmlns:ds="http://schemas.openxmlformats.org/officeDocument/2006/customXml" ds:itemID="{7E931060-E2FF-40C8-9B85-AC362813F7CA}">
+<ds:datastoreItem xmlns:ds="http://schemas.openxmlformats.org/officeDocument/2006/customXml" ds:itemID="{AFDC7821-9CFF-4F76-B7D7-6C6146117760}">
   <ds:schemaRefs>
     <ds:schemaRef ds:uri="http://schemas.openxmlformats.org/officeDocument/2006/bibliography"/>
   </ds:schemaRefs>
